--- a/flow/20230927_hours/drafts/2025-03-g/10.03.docx
+++ b/flow/20230927_hours/drafts/2025-03-g/10.03.docx
@@ -1100,6 +1100,30 @@
       <w:pPr>
         <w:rPr>
           <w:rFonts w:ascii="Times New Roman" w:hAnsi="Times New Roman"/>
+          <w:sz w:val="24"/>
+        </w:rPr>
+      </w:pPr>
+      <w:r>
+        <w:rPr>
+          <w:rFonts w:ascii="Times New Roman" w:hAnsi="Times New Roman"/>
+          <w:i/>
+          <w:color w:val="FF0000"/>
+          <w:sz w:val="24"/>
+        </w:rPr>
+        <w:t>Тропар (г. 6)</w:t>
+      </w:r>
+      <w:r>
+        <w:rPr>
+          <w:rFonts w:ascii="Times New Roman" w:hAnsi="Times New Roman"/>
+          <w:sz w:val="24"/>
+        </w:rPr>
+        <w:t>: Удосвіта вислухай голос мій,* Царю мій і Боже мій.</w:t>
+      </w:r>
+    </w:p>
+    <w:p>
+      <w:pPr>
+        <w:rPr>
+          <w:rFonts w:ascii="Times New Roman" w:hAnsi="Times New Roman"/>
           <w:i/>
           <w:color w:val="FF0000"/>
           <w:sz w:val="24"/>
@@ -1500,6 +1524,62 @@
           <w:sz w:val="24"/>
         </w:rPr>
         <w:t>Амінь.</w:t>
+      </w:r>
+    </w:p>
+    <w:p>
+      <w:pPr>
+        <w:rPr>
+          <w:rFonts w:ascii="Times New Roman" w:hAnsi="Times New Roman"/>
+          <w:sz w:val="24"/>
+        </w:rPr>
+      </w:pPr>
+      <w:r>
+        <w:rPr>
+          <w:rFonts w:ascii="Times New Roman" w:hAnsi="Times New Roman"/>
+          <w:i/>
+          <w:color w:val="FF0000"/>
+          <w:sz w:val="24"/>
+        </w:rPr>
+        <w:t xml:space="preserve">Тропар </w:t>
+      </w:r>
+      <w:r>
+        <w:rPr>
+          <w:rFonts w:ascii="Times New Roman" w:hAnsi="Times New Roman"/>
+          <w:i/>
+          <w:color w:val="FF0000"/>
+          <w:sz w:val="24"/>
+        </w:rPr>
+        <w:t>(г. 4, самоподібний)</w:t>
+      </w:r>
+      <w:r>
+        <w:rPr>
+          <w:rFonts w:ascii="Times New Roman" w:hAnsi="Times New Roman"/>
+          <w:i/>
+          <w:color w:val="FF0000"/>
+          <w:sz w:val="24"/>
+        </w:rPr>
+        <w:t>:</w:t>
+      </w:r>
+      <w:r>
+        <w:rPr>
+          <w:rFonts w:ascii="Times New Roman" w:hAnsi="Times New Roman"/>
+          <w:sz w:val="24"/>
+        </w:rPr>
+        <w:t xml:space="preserve"> Негайно поспіши на допомогу, перше, ніж поневолять нас вороги,* що хулять тебе, Христе Боже наш, і нам погрожують.* Побори хрестом твоїм тих, що нападають на нас,* щоб зрозуміли вони, яка могутня віра право</w:t>
+      </w:r>
+      <w:r>
+        <w:rPr>
+          <w:rFonts w:ascii="Times New Roman" w:hAnsi="Times New Roman"/>
+          <w:sz w:val="24"/>
+        </w:rPr>
+        <w:t>слав</w:t>
+      </w:r>
+      <w:r>
+        <w:rPr>
+          <w:rFonts w:ascii="Times New Roman" w:hAnsi="Times New Roman"/>
+          <w:sz w:val="24"/>
+        </w:rPr>
+        <w:t>них,* молитвами Богородиці, єдиний Чоловіколюбче.</w:t>
       </w:r>
     </w:p>
     <w:p>
@@ -3734,6 +3814,30 @@
           <w:color w:val="FF0000"/>
           <w:sz w:val="24"/>
         </w:rPr>
+        <w:t>Тропар (г. 6)</w:t>
+      </w:r>
+      <w:r>
+        <w:rPr>
+          <w:rFonts w:ascii="Times New Roman" w:hAnsi="Times New Roman"/>
+          <w:sz w:val="24"/>
+        </w:rPr>
+        <w:t>: Господи, ти пресвятого твого Духа* в третю годину на апостолів твоїх послав;* не відійми ж його, Благий, від нас,* а обнови нас, що молимося тобі.</w:t>
+      </w:r>
+    </w:p>
+    <w:p>
+      <w:pPr>
+        <w:rPr>
+          <w:rFonts w:ascii="Times New Roman" w:hAnsi="Times New Roman"/>
+          <w:sz w:val="24"/>
+        </w:rPr>
+      </w:pPr>
+      <w:r>
+        <w:rPr>
+          <w:rFonts w:ascii="Times New Roman" w:hAnsi="Times New Roman"/>
+          <w:i/>
+          <w:color w:val="FF0000"/>
+          <w:sz w:val="24"/>
+        </w:rPr>
         <w:t xml:space="preserve">Стих: </w:t>
       </w:r>
       <w:r>
@@ -4061,6 +4165,48 @@
           <w:sz w:val="24"/>
         </w:rPr>
         <w:t>Амінь.</w:t>
+      </w:r>
+    </w:p>
+    <w:p>
+      <w:pPr>
+        <w:rPr>
+          <w:rFonts w:ascii="Times New Roman" w:hAnsi="Times New Roman"/>
+          <w:sz w:val="24"/>
+        </w:rPr>
+      </w:pPr>
+      <w:r>
+        <w:rPr>
+          <w:rFonts w:ascii="Times New Roman" w:hAnsi="Times New Roman"/>
+          <w:i/>
+          <w:color w:val="FF0000"/>
+          <w:sz w:val="24"/>
+        </w:rPr>
+        <w:t xml:space="preserve">Тропар </w:t>
+      </w:r>
+      <w:r>
+        <w:rPr>
+          <w:rFonts w:ascii="Times New Roman" w:hAnsi="Times New Roman"/>
+          <w:i/>
+          <w:color w:val="FF0000"/>
+          <w:sz w:val="24"/>
+        </w:rPr>
+        <w:t>(г. 8)</w:t>
+      </w:r>
+      <w:r>
+        <w:rPr>
+          <w:rFonts w:ascii="Times New Roman" w:hAnsi="Times New Roman"/>
+          <w:i/>
+          <w:color w:val="FF0000"/>
+          <w:sz w:val="24"/>
+        </w:rPr>
+        <w:t>:</w:t>
+      </w:r>
+      <w:r>
+        <w:rPr>
+          <w:rFonts w:ascii="Times New Roman" w:hAnsi="Times New Roman"/>
+          <w:sz w:val="24"/>
+        </w:rPr>
+        <w:t xml:space="preserve"> Благословенний ти, Христе Боже наш,* що рибалок премудрими появив;* пославши їм Духа Святого,* ними ти полонив вселенну.* Чоловіколюбче, − слава тобі!</w:t>
       </w:r>
     </w:p>
     <w:p>
@@ -6142,6 +6288,30 @@
           <w:color w:val="FF0000"/>
           <w:sz w:val="24"/>
         </w:rPr>
+        <w:t>Тропар (г. 6)</w:t>
+      </w:r>
+      <w:r>
+        <w:rPr>
+          <w:rFonts w:ascii="Times New Roman" w:hAnsi="Times New Roman"/>
+          <w:sz w:val="24"/>
+        </w:rPr>
+        <w:t>: Ти, Христе Боже, що в шостий день і годину* на хресті прибив зухвалий гріх Адама в раю,* розірви рукописання й наших гріхів* і спаси нас.</w:t>
+      </w:r>
+    </w:p>
+    <w:p>
+      <w:pPr>
+        <w:rPr>
+          <w:rFonts w:ascii="Times New Roman" w:hAnsi="Times New Roman"/>
+          <w:sz w:val="24"/>
+        </w:rPr>
+      </w:pPr>
+      <w:r>
+        <w:rPr>
+          <w:rFonts w:ascii="Times New Roman" w:hAnsi="Times New Roman"/>
+          <w:i/>
+          <w:color w:val="FF0000"/>
+          <w:sz w:val="24"/>
+        </w:rPr>
         <w:t xml:space="preserve">Стих: </w:t>
       </w:r>
       <w:r>
@@ -6245,56 +6415,6 @@
         </w:rPr>
         <w:t>*****</w:t>
       </w:r>
-    </w:p>
-    <w:p>
-      <w:pPr>
-        <w:shd w:val="clear" w:color="auto" w:fill="FFFFFF"/>
-        <w:autoSpaceDE w:val="0"/>
-        <w:autoSpaceDN w:val="0"/>
-        <w:adjustRightInd w:val="0"/>
-        <w:spacing w:before="120" w:after="0" w:line="240" w:lineRule="auto"/>
-        <w:jc w:val="both"/>
-        <w:rPr>
-          <w:rFonts w:ascii="Times New Roman" w:hAnsi="Times New Roman"/>
-          <w:b/>
-          <w:bCs/>
-          <w:sz w:val="24"/>
-          <w:lang w:eastAsia="ru-RU"/>
-        </w:rPr>
-      </w:pPr>
-      <w:bookmarkStart w:id="2" w:name="_Hlk96930958"/>
-      <w:r>
-        <w:rPr>
-          <w:rFonts w:ascii="Times New Roman" w:hAnsi="Times New Roman"/>
-          <w:color w:val="000000"/>
-          <w:sz w:val="24"/>
-          <w:lang w:eastAsia="ru-RU"/>
-        </w:rPr>
-        <w:t>Слава і нині:</w:t>
-      </w:r>
-      <w:r>
-        <w:rPr>
-          <w:rFonts w:ascii="Times New Roman" w:hAnsi="Times New Roman"/>
-          <w:b/>
-          <w:bCs/>
-          <w:color w:val="000000"/>
-          <w:sz w:val="24"/>
-          <w:lang w:eastAsia="ru-RU"/>
-        </w:rPr>
-        <w:t xml:space="preserve"> </w:t>
-      </w:r>
-      <w:r>
-        <w:rPr>
-          <w:rFonts w:ascii="Times New Roman" w:hAnsi="Times New Roman"/>
-          <w:i/>
-          <w:iCs/>
-          <w:color w:val="FF0000"/>
-          <w:sz w:val="24"/>
-          <w:lang w:eastAsia="ru-RU"/>
-        </w:rPr>
-        <w:t>знову тропар пророцтва.</w:t>
-      </w:r>
-      <w:bookmarkEnd w:id="2"/>
     </w:p>
     <w:p>
       <w:pPr>
@@ -6307,12 +6427,19 @@
         <w:jc w:val="both"/>
         <w:rPr>
           <w:rFonts w:ascii="Times New Roman" w:hAnsi="Times New Roman"/>
+          <w:sz w:val="24"/>
+        </w:rPr>
+      </w:pPr>
+      <w:r>
+        <w:rPr>
+          <w:rFonts w:ascii="Times New Roman" w:hAnsi="Times New Roman"/>
           <w:i/>
           <w:iCs/>
           <w:color w:val="FF0000"/>
           <w:sz w:val="24"/>
         </w:rPr>
-      </w:pPr>
+        <w:t>Тропар</w:t>
+      </w:r>
       <w:r>
         <w:rPr>
           <w:rFonts w:ascii="Times New Roman" w:hAnsi="Times New Roman"/>
@@ -6321,28 +6448,7 @@
           <w:color w:val="FF0000"/>
           <w:sz w:val="24"/>
         </w:rPr>
-        <w:t xml:space="preserve">Прокімен (г. 6): </w:t>
-      </w:r>
-      <w:r>
-        <w:rPr>
-          <w:rFonts w:ascii="Times New Roman" w:hAnsi="Times New Roman"/>
-          <w:sz w:val="24"/>
-        </w:rPr>
-        <w:t xml:space="preserve">Ви, що боїтеся Господа,* </w:t>
-      </w:r>
-      <w:r>
-        <w:rPr>
-          <w:rFonts w:ascii="Times New Roman" w:hAnsi="Times New Roman"/>
-          <w:sz w:val="24"/>
-        </w:rPr>
-        <w:t>восхваліть</w:t>
-      </w:r>
-      <w:r>
-        <w:rPr>
-          <w:rFonts w:ascii="Times New Roman" w:hAnsi="Times New Roman"/>
-          <w:sz w:val="24"/>
-        </w:rPr>
-        <w:t xml:space="preserve"> Його. </w:t>
+        <w:t xml:space="preserve"> пророцтва</w:t>
       </w:r>
       <w:r>
         <w:rPr>
@@ -6352,7 +6458,52 @@
           <w:color w:val="FF0000"/>
           <w:sz w:val="24"/>
         </w:rPr>
-        <w:t>(</w:t>
+        <w:t xml:space="preserve"> (г. 5): </w:t>
+      </w:r>
+      <w:r>
+        <w:rPr>
+          <w:rFonts w:ascii="Times New Roman" w:hAnsi="Times New Roman"/>
+          <w:sz w:val="24"/>
+        </w:rPr>
+        <w:t>Ти неповторно створив наші серця,* тому згадай, що ми – порох.* Не засуди нас, Безгрішний, до глибин підземних.</w:t>
+      </w:r>
+    </w:p>
+    <w:p>
+      <w:pPr>
+        <w:shd w:val="clear" w:color="auto" w:fill="FFFFFF"/>
+        <w:autoSpaceDE w:val="0"/>
+        <w:autoSpaceDN w:val="0"/>
+        <w:adjustRightInd w:val="0"/>
+        <w:spacing w:before="120" w:after="0" w:line="240" w:lineRule="auto"/>
+        <w:jc w:val="both"/>
+        <w:rPr>
+          <w:rFonts w:ascii="Times New Roman" w:hAnsi="Times New Roman"/>
+          <w:b/>
+          <w:bCs/>
+          <w:sz w:val="24"/>
+          <w:lang w:eastAsia="ru-RU"/>
+        </w:rPr>
+      </w:pPr>
+      <w:bookmarkStart w:id="2" w:name="_Hlk96930958"/>
+      <w:r>
+        <w:rPr>
+          <w:rFonts w:ascii="Times New Roman" w:hAnsi="Times New Roman"/>
+          <w:color w:val="000000"/>
+          <w:sz w:val="24"/>
+          <w:lang w:eastAsia="ru-RU"/>
+        </w:rPr>
+        <w:t>Слава і нині:</w:t>
+      </w:r>
+      <w:r>
+        <w:rPr>
+          <w:rFonts w:ascii="Times New Roman" w:hAnsi="Times New Roman"/>
+          <w:b/>
+          <w:bCs/>
+          <w:color w:val="000000"/>
+          <w:sz w:val="24"/>
+          <w:lang w:eastAsia="ru-RU"/>
+        </w:rPr>
+        <w:t xml:space="preserve"> </w:t>
       </w:r>
       <w:r>
         <w:rPr>
@@ -6361,39 +6512,11 @@
           <w:iCs/>
           <w:color w:val="FF0000"/>
           <w:sz w:val="24"/>
-        </w:rPr>
-        <w:t>Пс.</w:t>
-      </w:r>
-      <w:r>
-        <w:rPr>
-          <w:rFonts w:ascii="Times New Roman" w:hAnsi="Times New Roman"/>
-          <w:i/>
-          <w:iCs/>
-          <w:color w:val="FF0000"/>
-          <w:sz w:val="24"/>
-        </w:rPr>
-        <w:t xml:space="preserve"> </w:t>
-      </w:r>
-      <w:r>
-        <w:rPr>
-          <w:rFonts w:ascii="Times New Roman" w:hAnsi="Times New Roman"/>
-          <w:i/>
-          <w:iCs/>
-          <w:color w:val="FF0000"/>
-          <w:sz w:val="24"/>
-        </w:rPr>
-        <w:t>21</w:t>
-      </w:r>
-      <w:r>
-        <w:rPr>
-          <w:rFonts w:ascii="Times New Roman" w:hAnsi="Times New Roman"/>
-          <w:i/>
-          <w:iCs/>
-          <w:color w:val="FF0000"/>
-          <w:sz w:val="24"/>
-        </w:rPr>
-        <w:t>)</w:t>
-      </w:r>
+          <w:lang w:eastAsia="ru-RU"/>
+        </w:rPr>
+        <w:t>знову тропар пророцтва.</w:t>
+      </w:r>
+      <w:bookmarkEnd w:id="2"/>
     </w:p>
     <w:p>
       <w:pPr>
@@ -6420,14 +6543,78 @@
           <w:color w:val="FF0000"/>
           <w:sz w:val="24"/>
         </w:rPr>
-        <w:t xml:space="preserve">Стих: </w:t>
-      </w:r>
-      <w:r>
-        <w:rPr>
-          <w:rFonts w:ascii="Times New Roman" w:hAnsi="Times New Roman"/>
-          <w:sz w:val="24"/>
-        </w:rPr>
-        <w:t>Господи, Боже мій, почуй мене, чому Ти мене покинув?</w:t>
+        <w:t xml:space="preserve">Прокімен (г. 6): </w:t>
+      </w:r>
+      <w:r>
+        <w:rPr>
+          <w:rFonts w:ascii="Times New Roman" w:hAnsi="Times New Roman"/>
+          <w:sz w:val="24"/>
+        </w:rPr>
+        <w:t xml:space="preserve">Ви, що боїтеся Господа,* </w:t>
+      </w:r>
+      <w:r>
+        <w:rPr>
+          <w:rFonts w:ascii="Times New Roman" w:hAnsi="Times New Roman"/>
+          <w:sz w:val="24"/>
+        </w:rPr>
+        <w:t>восхваліть</w:t>
+      </w:r>
+      <w:r>
+        <w:rPr>
+          <w:rFonts w:ascii="Times New Roman" w:hAnsi="Times New Roman"/>
+          <w:sz w:val="24"/>
+        </w:rPr>
+        <w:t xml:space="preserve"> Його. </w:t>
+      </w:r>
+      <w:r>
+        <w:rPr>
+          <w:rFonts w:ascii="Times New Roman" w:hAnsi="Times New Roman"/>
+          <w:i/>
+          <w:iCs/>
+          <w:color w:val="FF0000"/>
+          <w:sz w:val="24"/>
+        </w:rPr>
+        <w:t>(</w:t>
+      </w:r>
+      <w:r>
+        <w:rPr>
+          <w:rFonts w:ascii="Times New Roman" w:hAnsi="Times New Roman"/>
+          <w:i/>
+          <w:iCs/>
+          <w:color w:val="FF0000"/>
+          <w:sz w:val="24"/>
+        </w:rPr>
+        <w:t>Пс.</w:t>
+      </w:r>
+      <w:r>
+        <w:rPr>
+          <w:rFonts w:ascii="Times New Roman" w:hAnsi="Times New Roman"/>
+          <w:i/>
+          <w:iCs/>
+          <w:color w:val="FF0000"/>
+          <w:sz w:val="24"/>
+        </w:rPr>
+        <w:t xml:space="preserve"> </w:t>
+      </w:r>
+      <w:r>
+        <w:rPr>
+          <w:rFonts w:ascii="Times New Roman" w:hAnsi="Times New Roman"/>
+          <w:i/>
+          <w:iCs/>
+          <w:color w:val="FF0000"/>
+          <w:sz w:val="24"/>
+        </w:rPr>
+        <w:t>21</w:t>
+      </w:r>
+      <w:r>
+        <w:rPr>
+          <w:rFonts w:ascii="Times New Roman" w:hAnsi="Times New Roman"/>
+          <w:i/>
+          <w:iCs/>
+          <w:color w:val="FF0000"/>
+          <w:sz w:val="24"/>
+        </w:rPr>
+        <w:t>)</w:t>
       </w:r>
     </w:p>
     <w:p>
@@ -6441,161 +6628,30 @@
         <w:jc w:val="both"/>
         <w:rPr>
           <w:rFonts w:ascii="Times New Roman" w:hAnsi="Times New Roman"/>
-          <w:b/>
-          <w:i/>
-          <w:color w:val="FF0000"/>
-          <w:sz w:val="24"/>
-        </w:rPr>
-      </w:pPr>
-      <w:bookmarkStart w:id="3" w:name="_Hlk96930109"/>
-      <w:r>
-        <w:rPr>
-          <w:rFonts w:ascii="Times New Roman" w:hAnsi="Times New Roman"/>
-          <w:b/>
-          <w:i/>
-          <w:color w:val="FF0000"/>
-          <w:sz w:val="24"/>
-        </w:rPr>
-        <w:t>Паремія</w:t>
-      </w:r>
-    </w:p>
-    <w:p>
-      <w:pPr>
-        <w:pStyle w:val="NormalWeb"/>
-        <w:spacing w:before="120" w:beforeAutospacing="0" w:after="160" w:afterAutospacing="0"/>
-        <w:rPr>
-          <w:rFonts w:eastAsia="Calibri"/>
-          <w:bCs/>
+          <w:i/>
           <w:iCs/>
-          <w:szCs w:val="22"/>
-          <w:lang w:val="uk-UA"/>
-        </w:rPr>
-      </w:pPr>
-      <w:r>
-        <w:rPr>
-          <w:rFonts w:eastAsia="Calibri"/>
-          <w:bCs/>
-          <w:i/>
-          <w:color w:val="FF0000"/>
-          <w:szCs w:val="22"/>
-          <w:lang w:val="uk-UA"/>
-        </w:rPr>
-        <w:t>Священик</w:t>
-      </w:r>
-      <w:r>
-        <w:rPr>
-          <w:rFonts w:eastAsia="Calibri"/>
+          <w:color w:val="FF0000"/>
+          <w:sz w:val="24"/>
+        </w:rPr>
+      </w:pPr>
+      <w:r>
+        <w:rPr>
+          <w:rFonts w:ascii="Times New Roman" w:hAnsi="Times New Roman"/>
           <w:i/>
           <w:iCs/>
           <w:color w:val="FF0000"/>
-          <w:szCs w:val="22"/>
-          <w:lang w:val="uk-UA"/>
-        </w:rPr>
-        <w:t>:</w:t>
-      </w:r>
-      <w:r>
-        <w:rPr>
-          <w:rFonts w:eastAsia="Calibri"/>
-          <w:bCs/>
-          <w:iCs/>
-          <w:szCs w:val="22"/>
-          <w:lang w:val="uk-UA"/>
-        </w:rPr>
-        <w:t> Премудрість.</w:t>
-      </w:r>
-    </w:p>
-    <w:p>
-      <w:pPr>
-        <w:pStyle w:val="NormalWeb"/>
-        <w:spacing w:before="120" w:beforeAutospacing="0" w:after="160" w:afterAutospacing="0"/>
-        <w:rPr>
-          <w:rFonts w:eastAsia="Calibri"/>
-          <w:bCs/>
-          <w:iCs/>
-          <w:szCs w:val="22"/>
-          <w:lang w:val="uk-UA"/>
-        </w:rPr>
-      </w:pPr>
-      <w:r>
-        <w:rPr>
-          <w:rFonts w:eastAsia="Calibri"/>
-          <w:bCs/>
-          <w:i/>
-          <w:color w:val="FF0000"/>
-          <w:szCs w:val="22"/>
-          <w:lang w:val="uk-UA"/>
-        </w:rPr>
-        <w:t>Читець</w:t>
-      </w:r>
-      <w:r>
-        <w:rPr>
-          <w:rFonts w:eastAsia="Calibri"/>
-          <w:bCs/>
-          <w:i/>
-          <w:color w:val="FF0000"/>
-          <w:szCs w:val="22"/>
-          <w:lang w:val="uk-UA"/>
-        </w:rPr>
-        <w:t>:</w:t>
-      </w:r>
-      <w:r>
-        <w:rPr>
-          <w:rFonts w:eastAsia="Calibri"/>
-          <w:bCs/>
-          <w:iCs/>
-          <w:szCs w:val="22"/>
-          <w:lang w:val="uk-UA"/>
-        </w:rPr>
-        <w:t> З книги пророка Ісаї читання.</w:t>
-      </w:r>
-    </w:p>
-    <w:p>
-      <w:pPr>
-        <w:pStyle w:val="NormalWeb"/>
-        <w:spacing w:before="120" w:beforeAutospacing="0" w:after="160" w:afterAutospacing="0"/>
-        <w:rPr>
-          <w:rFonts w:eastAsia="Calibri"/>
-          <w:bCs/>
-          <w:iCs/>
-          <w:szCs w:val="22"/>
-          <w:lang w:val="uk-UA"/>
-        </w:rPr>
-      </w:pPr>
-      <w:r>
-        <w:rPr>
-          <w:rFonts w:eastAsia="Calibri"/>
-          <w:bCs/>
-          <w:i/>
-          <w:color w:val="FF0000"/>
-          <w:szCs w:val="22"/>
-          <w:lang w:val="uk-UA"/>
-        </w:rPr>
-        <w:lastRenderedPageBreak/>
-        <w:t>Священик</w:t>
-      </w:r>
-      <w:r>
-        <w:rPr>
-          <w:rFonts w:eastAsia="Calibri"/>
-          <w:bCs/>
-          <w:i/>
-          <w:color w:val="FF0000"/>
-          <w:szCs w:val="22"/>
-          <w:lang w:val="uk-UA"/>
-        </w:rPr>
-        <w:t>:</w:t>
-      </w:r>
-      <w:r>
-        <w:rPr>
-          <w:rFonts w:eastAsia="Calibri"/>
-          <w:bCs/>
-          <w:iCs/>
-          <w:szCs w:val="22"/>
-          <w:lang w:val="uk-UA"/>
-        </w:rPr>
-        <w:t> Будьмо уважні.</w:t>
-      </w:r>
-    </w:p>
-    <w:bookmarkEnd w:id="3"/>
+          <w:sz w:val="24"/>
+        </w:rPr>
+        <w:t xml:space="preserve">Стих: </w:t>
+      </w:r>
+      <w:r>
+        <w:rPr>
+          <w:rFonts w:ascii="Times New Roman" w:hAnsi="Times New Roman"/>
+          <w:sz w:val="24"/>
+        </w:rPr>
+        <w:t>Господи, Боже мій, почуй мене, чому Ти мене покинув?</w:t>
+      </w:r>
+    </w:p>
     <w:p>
       <w:pPr>
         <w:keepNext/>
@@ -6607,213 +6663,161 @@
         <w:jc w:val="both"/>
         <w:rPr>
           <w:rFonts w:ascii="Times New Roman" w:hAnsi="Times New Roman"/>
-          <w:sz w:val="24"/>
-        </w:rPr>
-      </w:pPr>
-      <w:r>
-        <w:rPr>
-          <w:rFonts w:ascii="Times New Roman" w:hAnsi="Times New Roman"/>
-          <w:sz w:val="24"/>
-        </w:rPr>
-        <w:t>Так говорить Господь:* В то</w:t>
-      </w:r>
-      <w:r>
-        <w:rPr>
-          <w:rFonts w:ascii="Times New Roman" w:hAnsi="Times New Roman"/>
-          <w:sz w:val="24"/>
-        </w:rPr>
-        <w:t>й</w:t>
-      </w:r>
-      <w:r>
-        <w:rPr>
-          <w:rFonts w:ascii="Times New Roman" w:hAnsi="Times New Roman"/>
-          <w:sz w:val="24"/>
-        </w:rPr>
-        <w:t xml:space="preserve"> день пагін Господній</w:t>
-      </w:r>
-      <w:r>
-        <w:rPr>
-          <w:rFonts w:ascii="Times New Roman" w:hAnsi="Times New Roman"/>
-          <w:sz w:val="24"/>
-        </w:rPr>
-        <w:t xml:space="preserve"> </w:t>
-      </w:r>
-      <w:r>
-        <w:rPr>
-          <w:rFonts w:ascii="Times New Roman" w:hAnsi="Times New Roman"/>
-          <w:sz w:val="24"/>
-        </w:rPr>
-        <w:t>буде в красі й у честі, і плід землі - в величі й славі</w:t>
-      </w:r>
-      <w:r>
-        <w:rPr>
-          <w:rFonts w:ascii="Times New Roman" w:hAnsi="Times New Roman"/>
-          <w:sz w:val="24"/>
-        </w:rPr>
-        <w:t xml:space="preserve"> </w:t>
-      </w:r>
-      <w:r>
-        <w:rPr>
-          <w:rFonts w:ascii="Times New Roman" w:hAnsi="Times New Roman"/>
-          <w:sz w:val="24"/>
-        </w:rPr>
-        <w:t>для тих, що в Ізраїлі зосталися цілі.</w:t>
-      </w:r>
-      <w:r>
-        <w:rPr>
-          <w:rFonts w:ascii="Times New Roman" w:hAnsi="Times New Roman"/>
-          <w:sz w:val="24"/>
-        </w:rPr>
-        <w:t xml:space="preserve"> </w:t>
-      </w:r>
-      <w:r>
-        <w:rPr>
-          <w:rFonts w:ascii="Times New Roman" w:hAnsi="Times New Roman"/>
-          <w:sz w:val="24"/>
-        </w:rPr>
-        <w:t>Хто зостанеться в Сіоні й лишиться в Єрусалимі,</w:t>
-      </w:r>
-      <w:r>
-        <w:rPr>
-          <w:rFonts w:ascii="Times New Roman" w:hAnsi="Times New Roman"/>
-          <w:sz w:val="24"/>
-        </w:rPr>
-        <w:t xml:space="preserve"> </w:t>
-      </w:r>
-      <w:r>
-        <w:rPr>
-          <w:rFonts w:ascii="Times New Roman" w:hAnsi="Times New Roman"/>
-          <w:sz w:val="24"/>
-        </w:rPr>
-        <w:t>буде зватися святим, - кожен записаний для життя в Єрусалимі.</w:t>
-      </w:r>
-      <w:r>
-        <w:rPr>
-          <w:rFonts w:ascii="Times New Roman" w:hAnsi="Times New Roman"/>
-          <w:sz w:val="24"/>
-        </w:rPr>
-        <w:t xml:space="preserve"> </w:t>
-      </w:r>
-      <w:r>
-        <w:rPr>
-          <w:rFonts w:ascii="Times New Roman" w:hAnsi="Times New Roman"/>
-          <w:sz w:val="24"/>
-        </w:rPr>
-        <w:t xml:space="preserve">Коли Господь обмиє бруд дочок сіонських і очистить Єрусалим від крови, </w:t>
-      </w:r>
-      <w:r>
-        <w:rPr>
-          <w:rFonts w:ascii="Times New Roman" w:hAnsi="Times New Roman"/>
-          <w:sz w:val="24"/>
-        </w:rPr>
-        <w:t>щ</w:t>
-      </w:r>
-      <w:r>
-        <w:rPr>
-          <w:rFonts w:ascii="Times New Roman" w:hAnsi="Times New Roman"/>
-          <w:sz w:val="24"/>
-        </w:rPr>
-        <w:t>о посеред нього,</w:t>
-      </w:r>
-      <w:r>
-        <w:rPr>
-          <w:rFonts w:ascii="Times New Roman" w:hAnsi="Times New Roman"/>
-          <w:sz w:val="24"/>
-        </w:rPr>
-        <w:t xml:space="preserve"> </w:t>
-      </w:r>
-      <w:r>
-        <w:rPr>
-          <w:rFonts w:ascii="Times New Roman" w:hAnsi="Times New Roman"/>
-          <w:sz w:val="24"/>
-        </w:rPr>
-        <w:t>духом суду й духом руйнування, тоді він прийде</w:t>
-      </w:r>
-      <w:r>
-        <w:rPr>
-          <w:rFonts w:ascii="Times New Roman" w:hAnsi="Times New Roman"/>
-          <w:sz w:val="24"/>
-        </w:rPr>
-        <w:t xml:space="preserve"> </w:t>
-      </w:r>
-      <w:r>
-        <w:rPr>
-          <w:rFonts w:ascii="Times New Roman" w:hAnsi="Times New Roman"/>
-          <w:sz w:val="24"/>
-        </w:rPr>
-        <w:t>й опочине над усяким місцем на горі сіонській і</w:t>
-      </w:r>
-      <w:r>
-        <w:rPr>
-          <w:rFonts w:ascii="Times New Roman" w:hAnsi="Times New Roman"/>
-          <w:sz w:val="24"/>
-        </w:rPr>
-        <w:t xml:space="preserve"> </w:t>
-      </w:r>
-      <w:r>
-        <w:rPr>
-          <w:rFonts w:ascii="Times New Roman" w:hAnsi="Times New Roman"/>
-          <w:sz w:val="24"/>
-        </w:rPr>
-        <w:t>над її зборами, як хмара в день, як дим і як світло</w:t>
-      </w:r>
-      <w:r>
-        <w:rPr>
-          <w:rFonts w:ascii="Times New Roman" w:hAnsi="Times New Roman"/>
-          <w:sz w:val="24"/>
-        </w:rPr>
-        <w:t xml:space="preserve"> </w:t>
-      </w:r>
-      <w:r>
-        <w:rPr>
-          <w:rFonts w:ascii="Times New Roman" w:hAnsi="Times New Roman"/>
-          <w:sz w:val="24"/>
-        </w:rPr>
-        <w:t>палаючого вогню у ночі. Бо слава Господня буде</w:t>
-      </w:r>
-      <w:r>
-        <w:rPr>
-          <w:rFonts w:ascii="Times New Roman" w:hAnsi="Times New Roman"/>
-          <w:sz w:val="24"/>
-        </w:rPr>
-        <w:t xml:space="preserve"> </w:t>
-      </w:r>
-      <w:r>
-        <w:rPr>
-          <w:rFonts w:ascii="Times New Roman" w:hAnsi="Times New Roman"/>
-          <w:sz w:val="24"/>
-        </w:rPr>
-        <w:t>над усім, мов захист, мов намет, щоб за дня давати</w:t>
-      </w:r>
-      <w:r>
-        <w:rPr>
-          <w:rFonts w:ascii="Times New Roman" w:hAnsi="Times New Roman"/>
-          <w:sz w:val="24"/>
-        </w:rPr>
-        <w:t xml:space="preserve"> </w:t>
-      </w:r>
-      <w:r>
-        <w:rPr>
-          <w:rFonts w:ascii="Times New Roman" w:hAnsi="Times New Roman"/>
-          <w:sz w:val="24"/>
-        </w:rPr>
-        <w:t>тінь від спеки, мов притулок та сховок від дощу</w:t>
-      </w:r>
-      <w:r>
-        <w:rPr>
-          <w:rFonts w:ascii="Times New Roman" w:hAnsi="Times New Roman"/>
-          <w:sz w:val="24"/>
-        </w:rPr>
-        <w:t xml:space="preserve"> </w:t>
-      </w:r>
-      <w:r>
-        <w:rPr>
-          <w:rFonts w:ascii="Times New Roman" w:hAnsi="Times New Roman"/>
-          <w:sz w:val="24"/>
-        </w:rPr>
-        <w:t>й бурі.</w:t>
-      </w:r>
-    </w:p>
+          <w:b/>
+          <w:i/>
+          <w:color w:val="FF0000"/>
+          <w:sz w:val="24"/>
+        </w:rPr>
+      </w:pPr>
+      <w:bookmarkStart w:id="3" w:name="_Hlk96930109"/>
+      <w:r>
+        <w:rPr>
+          <w:rFonts w:ascii="Times New Roman" w:hAnsi="Times New Roman"/>
+          <w:b/>
+          <w:i/>
+          <w:color w:val="FF0000"/>
+          <w:sz w:val="24"/>
+        </w:rPr>
+        <w:t>Паремія</w:t>
+      </w:r>
+    </w:p>
+    <w:p>
+      <w:pPr>
+        <w:pStyle w:val="NormalWeb"/>
+        <w:spacing w:before="120" w:beforeAutospacing="0" w:after="160" w:afterAutospacing="0"/>
+        <w:rPr>
+          <w:rFonts w:eastAsia="Calibri"/>
+          <w:bCs/>
+          <w:iCs/>
+          <w:szCs w:val="22"/>
+          <w:lang w:val="uk-UA"/>
+        </w:rPr>
+      </w:pPr>
+      <w:r>
+        <w:rPr>
+          <w:rFonts w:eastAsia="Calibri"/>
+          <w:bCs/>
+          <w:i/>
+          <w:color w:val="FF0000"/>
+          <w:szCs w:val="22"/>
+          <w:lang w:val="uk-UA"/>
+        </w:rPr>
+        <w:t>Священик</w:t>
+      </w:r>
+      <w:r>
+        <w:rPr>
+          <w:rFonts w:eastAsia="Calibri"/>
+          <w:i/>
+          <w:iCs/>
+          <w:color w:val="FF0000"/>
+          <w:szCs w:val="22"/>
+          <w:lang w:val="uk-UA"/>
+        </w:rPr>
+        <w:t>:</w:t>
+      </w:r>
+      <w:r>
+        <w:rPr>
+          <w:rFonts w:eastAsia="Calibri"/>
+          <w:bCs/>
+          <w:iCs/>
+          <w:szCs w:val="22"/>
+          <w:lang w:val="uk-UA"/>
+        </w:rPr>
+        <w:t> Премудрість.</w:t>
+      </w:r>
+    </w:p>
+    <w:p>
+      <w:pPr>
+        <w:pStyle w:val="NormalWeb"/>
+        <w:spacing w:before="120" w:beforeAutospacing="0" w:after="160" w:afterAutospacing="0"/>
+        <w:rPr>
+          <w:rFonts w:eastAsia="Calibri"/>
+          <w:bCs/>
+          <w:iCs/>
+          <w:szCs w:val="22"/>
+          <w:lang w:val="uk-UA"/>
+        </w:rPr>
+      </w:pPr>
+      <w:r>
+        <w:rPr>
+          <w:rFonts w:eastAsia="Calibri"/>
+          <w:bCs/>
+          <w:i/>
+          <w:color w:val="FF0000"/>
+          <w:szCs w:val="22"/>
+          <w:lang w:val="uk-UA"/>
+        </w:rPr>
+        <w:t>Читець</w:t>
+      </w:r>
+      <w:r>
+        <w:rPr>
+          <w:rFonts w:eastAsia="Calibri"/>
+          <w:bCs/>
+          <w:i/>
+          <w:color w:val="FF0000"/>
+          <w:szCs w:val="22"/>
+          <w:lang w:val="uk-UA"/>
+        </w:rPr>
+        <w:t>:</w:t>
+      </w:r>
+      <w:r>
+        <w:rPr>
+          <w:rFonts w:eastAsia="Calibri"/>
+          <w:bCs/>
+          <w:iCs/>
+          <w:szCs w:val="22"/>
+          <w:lang w:val="uk-UA"/>
+        </w:rPr>
+        <w:t> З книги пророка Ісаї читання.</w:t>
+      </w:r>
+    </w:p>
+    <w:p>
+      <w:pPr>
+        <w:pStyle w:val="NormalWeb"/>
+        <w:spacing w:before="120" w:beforeAutospacing="0" w:after="160" w:afterAutospacing="0"/>
+        <w:rPr>
+          <w:rFonts w:eastAsia="Calibri"/>
+          <w:bCs/>
+          <w:iCs/>
+          <w:szCs w:val="22"/>
+          <w:lang w:val="uk-UA"/>
+        </w:rPr>
+      </w:pPr>
+      <w:r>
+        <w:rPr>
+          <w:rFonts w:eastAsia="Calibri"/>
+          <w:bCs/>
+          <w:i/>
+          <w:color w:val="FF0000"/>
+          <w:szCs w:val="22"/>
+          <w:lang w:val="uk-UA"/>
+        </w:rPr>
+        <w:lastRenderedPageBreak/>
+        <w:t>Священик</w:t>
+      </w:r>
+      <w:r>
+        <w:rPr>
+          <w:rFonts w:eastAsia="Calibri"/>
+          <w:bCs/>
+          <w:i/>
+          <w:color w:val="FF0000"/>
+          <w:szCs w:val="22"/>
+          <w:lang w:val="uk-UA"/>
+        </w:rPr>
+        <w:t>:</w:t>
+      </w:r>
+      <w:r>
+        <w:rPr>
+          <w:rFonts w:eastAsia="Calibri"/>
+          <w:bCs/>
+          <w:iCs/>
+          <w:szCs w:val="22"/>
+          <w:lang w:val="uk-UA"/>
+        </w:rPr>
+        <w:t> Будьмо уважні.</w:t>
+      </w:r>
+    </w:p>
+    <w:bookmarkEnd w:id="3"/>
     <w:p>
       <w:pPr>
         <w:keepNext/>
@@ -6833,7 +6837,21 @@
           <w:rFonts w:ascii="Times New Roman" w:hAnsi="Times New Roman"/>
           <w:sz w:val="24"/>
         </w:rPr>
-        <w:t>Дозвольте, заспіваю любому моєму пісню любого</w:t>
+        <w:t>Так говорить Господь:* В то</w:t>
+      </w:r>
+      <w:r>
+        <w:rPr>
+          <w:rFonts w:ascii="Times New Roman" w:hAnsi="Times New Roman"/>
+          <w:sz w:val="24"/>
+        </w:rPr>
+        <w:t>й</w:t>
+      </w:r>
+      <w:r>
+        <w:rPr>
+          <w:rFonts w:ascii="Times New Roman" w:hAnsi="Times New Roman"/>
+          <w:sz w:val="24"/>
+        </w:rPr>
+        <w:t xml:space="preserve"> день пагін Господній</w:t>
       </w:r>
       <w:r>
         <w:rPr>
@@ -6847,7 +6865,7 @@
           <w:rFonts w:ascii="Times New Roman" w:hAnsi="Times New Roman"/>
           <w:sz w:val="24"/>
         </w:rPr>
-        <w:t>мого про його виноградник. У любого мого був</w:t>
+        <w:t>буде в красі й у честі, і плід землі - в величі й славі</w:t>
       </w:r>
       <w:r>
         <w:rPr>
@@ -6861,7 +6879,7 @@
           <w:rFonts w:ascii="Times New Roman" w:hAnsi="Times New Roman"/>
           <w:sz w:val="24"/>
         </w:rPr>
-        <w:t>виноградник на родючім схилі.</w:t>
+        <w:t>для тих, що в Ізраїлі зосталися цілі.</w:t>
       </w:r>
       <w:r>
         <w:rPr>
@@ -6875,21 +6893,7 @@
           <w:rFonts w:ascii="Times New Roman" w:hAnsi="Times New Roman"/>
           <w:sz w:val="24"/>
         </w:rPr>
-        <w:t>В</w:t>
-      </w:r>
-      <w:r>
-        <w:rPr>
-          <w:rFonts w:ascii="Times New Roman" w:hAnsi="Times New Roman"/>
-          <w:sz w:val="24"/>
-        </w:rPr>
-        <w:t>ін</w:t>
-      </w:r>
-      <w:r>
-        <w:rPr>
-          <w:rFonts w:ascii="Times New Roman" w:hAnsi="Times New Roman"/>
-          <w:sz w:val="24"/>
-        </w:rPr>
-        <w:t xml:space="preserve"> розкопав його, очистив від каміння й насадив</w:t>
+        <w:t>Хто зостанеться в Сіоні й лишиться в Єрусалимі,</w:t>
       </w:r>
       <w:r>
         <w:rPr>
@@ -6903,7 +6907,7 @@
           <w:rFonts w:ascii="Times New Roman" w:hAnsi="Times New Roman"/>
           <w:sz w:val="24"/>
         </w:rPr>
-        <w:t>у ньому лозу добірну, а серед нього збудував башту</w:t>
+        <w:t>буде зватися святим, - кожен записаний для життя в Єрусалимі.</w:t>
       </w:r>
       <w:r>
         <w:rPr>
@@ -6917,7 +6921,21 @@
           <w:rFonts w:ascii="Times New Roman" w:hAnsi="Times New Roman"/>
           <w:sz w:val="24"/>
         </w:rPr>
-        <w:t>і висік у ньому винотоку, та й сподівався, що вона</w:t>
+        <w:t xml:space="preserve">Коли Господь обмиє бруд дочок сіонських і очистить Єрусалим від крови, </w:t>
+      </w:r>
+      <w:r>
+        <w:rPr>
+          <w:rFonts w:ascii="Times New Roman" w:hAnsi="Times New Roman"/>
+          <w:sz w:val="24"/>
+        </w:rPr>
+        <w:t>щ</w:t>
+      </w:r>
+      <w:r>
+        <w:rPr>
+          <w:rFonts w:ascii="Times New Roman" w:hAnsi="Times New Roman"/>
+          <w:sz w:val="24"/>
+        </w:rPr>
+        <w:t>о посеред нього,</w:t>
       </w:r>
       <w:r>
         <w:rPr>
@@ -6931,7 +6949,91 @@
           <w:rFonts w:ascii="Times New Roman" w:hAnsi="Times New Roman"/>
           <w:sz w:val="24"/>
         </w:rPr>
-        <w:t>вродить добрі грона. А вона вродила кислі грона.</w:t>
+        <w:t>духом суду й духом руйнування, тоді він прийде</w:t>
+      </w:r>
+      <w:r>
+        <w:rPr>
+          <w:rFonts w:ascii="Times New Roman" w:hAnsi="Times New Roman"/>
+          <w:sz w:val="24"/>
+        </w:rPr>
+        <w:t xml:space="preserve"> </w:t>
+      </w:r>
+      <w:r>
+        <w:rPr>
+          <w:rFonts w:ascii="Times New Roman" w:hAnsi="Times New Roman"/>
+          <w:sz w:val="24"/>
+        </w:rPr>
+        <w:t>й опочине над усяким місцем на горі сіонській і</w:t>
+      </w:r>
+      <w:r>
+        <w:rPr>
+          <w:rFonts w:ascii="Times New Roman" w:hAnsi="Times New Roman"/>
+          <w:sz w:val="24"/>
+        </w:rPr>
+        <w:t xml:space="preserve"> </w:t>
+      </w:r>
+      <w:r>
+        <w:rPr>
+          <w:rFonts w:ascii="Times New Roman" w:hAnsi="Times New Roman"/>
+          <w:sz w:val="24"/>
+        </w:rPr>
+        <w:t>над її зборами, як хмара в день, як дим і як світло</w:t>
+      </w:r>
+      <w:r>
+        <w:rPr>
+          <w:rFonts w:ascii="Times New Roman" w:hAnsi="Times New Roman"/>
+          <w:sz w:val="24"/>
+        </w:rPr>
+        <w:t xml:space="preserve"> </w:t>
+      </w:r>
+      <w:r>
+        <w:rPr>
+          <w:rFonts w:ascii="Times New Roman" w:hAnsi="Times New Roman"/>
+          <w:sz w:val="24"/>
+        </w:rPr>
+        <w:t>палаючого вогню у ночі. Бо слава Господня буде</w:t>
+      </w:r>
+      <w:r>
+        <w:rPr>
+          <w:rFonts w:ascii="Times New Roman" w:hAnsi="Times New Roman"/>
+          <w:sz w:val="24"/>
+        </w:rPr>
+        <w:t xml:space="preserve"> </w:t>
+      </w:r>
+      <w:r>
+        <w:rPr>
+          <w:rFonts w:ascii="Times New Roman" w:hAnsi="Times New Roman"/>
+          <w:sz w:val="24"/>
+        </w:rPr>
+        <w:t>над усім, мов захист, мов намет, щоб за дня давати</w:t>
+      </w:r>
+      <w:r>
+        <w:rPr>
+          <w:rFonts w:ascii="Times New Roman" w:hAnsi="Times New Roman"/>
+          <w:sz w:val="24"/>
+        </w:rPr>
+        <w:t xml:space="preserve"> </w:t>
+      </w:r>
+      <w:r>
+        <w:rPr>
+          <w:rFonts w:ascii="Times New Roman" w:hAnsi="Times New Roman"/>
+          <w:sz w:val="24"/>
+        </w:rPr>
+        <w:t>тінь від спеки, мов притулок та сховок від дощу</w:t>
+      </w:r>
+      <w:r>
+        <w:rPr>
+          <w:rFonts w:ascii="Times New Roman" w:hAnsi="Times New Roman"/>
+          <w:sz w:val="24"/>
+        </w:rPr>
+        <w:t xml:space="preserve"> </w:t>
+      </w:r>
+      <w:r>
+        <w:rPr>
+          <w:rFonts w:ascii="Times New Roman" w:hAnsi="Times New Roman"/>
+          <w:sz w:val="24"/>
+        </w:rPr>
+        <w:t>й бурі.</w:t>
       </w:r>
     </w:p>
     <w:p>
@@ -6945,18 +7047,15 @@
         <w:jc w:val="both"/>
         <w:rPr>
           <w:rFonts w:ascii="Times New Roman" w:hAnsi="Times New Roman"/>
-          <w:bCs/>
-          <w:i/>
-          <w:color w:val="000000"/>
-          <w:sz w:val="24"/>
-        </w:rPr>
-      </w:pPr>
-      <w:r>
-        <w:rPr>
-          <w:rFonts w:ascii="Times New Roman" w:hAnsi="Times New Roman"/>
-          <w:sz w:val="24"/>
-        </w:rPr>
-        <w:t>Отож, мешканці Єрусалиму й мужі Юдеї, розсудіть</w:t>
+          <w:sz w:val="24"/>
+        </w:rPr>
+      </w:pPr>
+      <w:r>
+        <w:rPr>
+          <w:rFonts w:ascii="Times New Roman" w:hAnsi="Times New Roman"/>
+          <w:sz w:val="24"/>
+        </w:rPr>
+        <w:t>Дозвольте, заспіваю любому моєму пісню любого</w:t>
       </w:r>
       <w:r>
         <w:rPr>
@@ -6970,7 +7069,7 @@
           <w:rFonts w:ascii="Times New Roman" w:hAnsi="Times New Roman"/>
           <w:sz w:val="24"/>
         </w:rPr>
-        <w:t>між мною та моїм виноградником!</w:t>
+        <w:t>мого про його виноградник. У любого мого був</w:t>
       </w:r>
       <w:r>
         <w:rPr>
@@ -6984,7 +7083,7 @@
           <w:rFonts w:ascii="Times New Roman" w:hAnsi="Times New Roman"/>
           <w:sz w:val="24"/>
         </w:rPr>
-        <w:t>Що ще я мав був учинити виноградникові моєму,</w:t>
+        <w:t>виноградник на родючім схилі.</w:t>
       </w:r>
       <w:r>
         <w:rPr>
@@ -6998,7 +7097,21 @@
           <w:rFonts w:ascii="Times New Roman" w:hAnsi="Times New Roman"/>
           <w:sz w:val="24"/>
         </w:rPr>
-        <w:t>а не вчинив? Чому, коли я сподівався, що вродить</w:t>
+        <w:t>В</w:t>
+      </w:r>
+      <w:r>
+        <w:rPr>
+          <w:rFonts w:ascii="Times New Roman" w:hAnsi="Times New Roman"/>
+          <w:sz w:val="24"/>
+        </w:rPr>
+        <w:t>ін</w:t>
+      </w:r>
+      <w:r>
+        <w:rPr>
+          <w:rFonts w:ascii="Times New Roman" w:hAnsi="Times New Roman"/>
+          <w:sz w:val="24"/>
+        </w:rPr>
+        <w:t xml:space="preserve"> розкопав його, очистив від каміння й насадив</w:t>
       </w:r>
       <w:r>
         <w:rPr>
@@ -7012,7 +7125,7 @@
           <w:rFonts w:ascii="Times New Roman" w:hAnsi="Times New Roman"/>
           <w:sz w:val="24"/>
         </w:rPr>
-        <w:t>добрі грона, він уродив лише кислі? Отож я вам</w:t>
+        <w:t>у ньому лозу добірну, а серед нього збудував башту</w:t>
       </w:r>
       <w:r>
         <w:rPr>
@@ -7026,7 +7139,7 @@
           <w:rFonts w:ascii="Times New Roman" w:hAnsi="Times New Roman"/>
           <w:sz w:val="24"/>
         </w:rPr>
-        <w:t>скажу, що зроблю з моїм виноградником? Розберу</w:t>
+        <w:t>і висік у ньому винотоку, та й сподівався, що вона</w:t>
       </w:r>
       <w:r>
         <w:rPr>
@@ -7040,94 +7153,7 @@
           <w:rFonts w:ascii="Times New Roman" w:hAnsi="Times New Roman"/>
           <w:sz w:val="24"/>
         </w:rPr>
-        <w:t>його огорожу, нехай його пустошать! Повалю його</w:t>
-      </w:r>
-      <w:r>
-        <w:rPr>
-          <w:rFonts w:ascii="Times New Roman" w:hAnsi="Times New Roman"/>
-          <w:sz w:val="24"/>
-        </w:rPr>
-        <w:t xml:space="preserve"> </w:t>
-      </w:r>
-      <w:r>
-        <w:rPr>
-          <w:rFonts w:ascii="Times New Roman" w:hAnsi="Times New Roman"/>
-          <w:sz w:val="24"/>
-        </w:rPr>
-        <w:t>мур, нехай його топчуть! Я залишу його пусткою: не будуть його ні обрізувати, ні обкопувати</w:t>
-      </w:r>
-      <w:r>
-        <w:rPr>
-          <w:rFonts w:ascii="Times New Roman" w:hAnsi="Times New Roman"/>
-          <w:sz w:val="24"/>
-        </w:rPr>
-        <w:t xml:space="preserve"> </w:t>
-      </w:r>
-      <w:r>
-        <w:rPr>
-          <w:rFonts w:ascii="Times New Roman" w:hAnsi="Times New Roman"/>
-          <w:sz w:val="24"/>
-        </w:rPr>
-        <w:t>більше, і зійдуть на ньому будяки й тернина. Та й</w:t>
-      </w:r>
-      <w:r>
-        <w:rPr>
-          <w:rFonts w:ascii="Times New Roman" w:hAnsi="Times New Roman"/>
-          <w:sz w:val="24"/>
-        </w:rPr>
-        <w:t xml:space="preserve"> </w:t>
-      </w:r>
-      <w:r>
-        <w:rPr>
-          <w:rFonts w:ascii="Times New Roman" w:hAnsi="Times New Roman"/>
-          <w:sz w:val="24"/>
-        </w:rPr>
-        <w:t>хмарам повелю я не пускати більше дощу на нього.</w:t>
-      </w:r>
-      <w:r>
-        <w:rPr>
-          <w:rFonts w:ascii="Times New Roman" w:hAnsi="Times New Roman"/>
-          <w:sz w:val="24"/>
-        </w:rPr>
-        <w:t xml:space="preserve"> </w:t>
-      </w:r>
-      <w:r>
-        <w:rPr>
-          <w:rFonts w:ascii="Times New Roman" w:hAnsi="Times New Roman"/>
-          <w:sz w:val="24"/>
-        </w:rPr>
-        <w:t>Виноградник Господа сил - то дім Ізраїля, а мужі</w:t>
-      </w:r>
-      <w:r>
-        <w:rPr>
-          <w:rFonts w:ascii="Times New Roman" w:hAnsi="Times New Roman"/>
-          <w:sz w:val="24"/>
-        </w:rPr>
-        <w:t xml:space="preserve"> </w:t>
-      </w:r>
-      <w:r>
-        <w:rPr>
-          <w:rFonts w:ascii="Times New Roman" w:hAnsi="Times New Roman"/>
-          <w:sz w:val="24"/>
-        </w:rPr>
-        <w:t>юдейські - любе його садиво.</w:t>
-      </w:r>
-      <w:r>
-        <w:rPr>
-          <w:rFonts w:ascii="Times New Roman" w:hAnsi="Times New Roman"/>
-          <w:sz w:val="24"/>
-        </w:rPr>
-        <w:t xml:space="preserve"> </w:t>
-      </w:r>
-      <w:r>
-        <w:rPr>
-          <w:rFonts w:ascii="Times New Roman" w:hAnsi="Times New Roman"/>
-          <w:bCs/>
-          <w:i/>
-          <w:color w:val="FF0000"/>
-          <w:sz w:val="24"/>
-        </w:rPr>
-        <w:t>(Ісаї 4,2-6; 5,1-7)</w:t>
+        <w:t>вродить добрі грона. А вона вродила кислі грона.</w:t>
       </w:r>
     </w:p>
     <w:p>
@@ -7142,7 +7168,7 @@
         <w:rPr>
           <w:rFonts w:ascii="Times New Roman" w:hAnsi="Times New Roman"/>
           <w:bCs/>
-          <w:iCs/>
+          <w:i/>
           <w:color w:val="000000"/>
           <w:sz w:val="24"/>
         </w:rPr>
@@ -7150,127 +7176,180 @@
       <w:r>
         <w:rPr>
           <w:rFonts w:ascii="Times New Roman" w:hAnsi="Times New Roman"/>
+          <w:sz w:val="24"/>
+        </w:rPr>
+        <w:t>Отож, мешканці Єрусалиму й мужі Юдеї, розсудіть</w:t>
+      </w:r>
+      <w:r>
+        <w:rPr>
+          <w:rFonts w:ascii="Times New Roman" w:hAnsi="Times New Roman"/>
+          <w:sz w:val="24"/>
+        </w:rPr>
+        <w:t xml:space="preserve"> </w:t>
+      </w:r>
+      <w:r>
+        <w:rPr>
+          <w:rFonts w:ascii="Times New Roman" w:hAnsi="Times New Roman"/>
+          <w:sz w:val="24"/>
+        </w:rPr>
+        <w:t>між мною та моїм виноградником!</w:t>
+      </w:r>
+      <w:r>
+        <w:rPr>
+          <w:rFonts w:ascii="Times New Roman" w:hAnsi="Times New Roman"/>
+          <w:sz w:val="24"/>
+        </w:rPr>
+        <w:t xml:space="preserve"> </w:t>
+      </w:r>
+      <w:r>
+        <w:rPr>
+          <w:rFonts w:ascii="Times New Roman" w:hAnsi="Times New Roman"/>
+          <w:sz w:val="24"/>
+        </w:rPr>
+        <w:t>Що ще я мав був учинити виноградникові моєму,</w:t>
+      </w:r>
+      <w:r>
+        <w:rPr>
+          <w:rFonts w:ascii="Times New Roman" w:hAnsi="Times New Roman"/>
+          <w:sz w:val="24"/>
+        </w:rPr>
+        <w:t xml:space="preserve"> </w:t>
+      </w:r>
+      <w:r>
+        <w:rPr>
+          <w:rFonts w:ascii="Times New Roman" w:hAnsi="Times New Roman"/>
+          <w:sz w:val="24"/>
+        </w:rPr>
+        <w:t>а не вчинив? Чому, коли я сподівався, що вродить</w:t>
+      </w:r>
+      <w:r>
+        <w:rPr>
+          <w:rFonts w:ascii="Times New Roman" w:hAnsi="Times New Roman"/>
+          <w:sz w:val="24"/>
+        </w:rPr>
+        <w:t xml:space="preserve"> </w:t>
+      </w:r>
+      <w:r>
+        <w:rPr>
+          <w:rFonts w:ascii="Times New Roman" w:hAnsi="Times New Roman"/>
+          <w:sz w:val="24"/>
+        </w:rPr>
+        <w:t>добрі грона, він уродив лише кислі? Отож я вам</w:t>
+      </w:r>
+      <w:r>
+        <w:rPr>
+          <w:rFonts w:ascii="Times New Roman" w:hAnsi="Times New Roman"/>
+          <w:sz w:val="24"/>
+        </w:rPr>
+        <w:t xml:space="preserve"> </w:t>
+      </w:r>
+      <w:r>
+        <w:rPr>
+          <w:rFonts w:ascii="Times New Roman" w:hAnsi="Times New Roman"/>
+          <w:sz w:val="24"/>
+        </w:rPr>
+        <w:t>скажу, що зроблю з моїм виноградником? Розберу</w:t>
+      </w:r>
+      <w:r>
+        <w:rPr>
+          <w:rFonts w:ascii="Times New Roman" w:hAnsi="Times New Roman"/>
+          <w:sz w:val="24"/>
+        </w:rPr>
+        <w:t xml:space="preserve"> </w:t>
+      </w:r>
+      <w:r>
+        <w:rPr>
+          <w:rFonts w:ascii="Times New Roman" w:hAnsi="Times New Roman"/>
+          <w:sz w:val="24"/>
+        </w:rPr>
+        <w:t>його огорожу, нехай його пустошать! Повалю його</w:t>
+      </w:r>
+      <w:r>
+        <w:rPr>
+          <w:rFonts w:ascii="Times New Roman" w:hAnsi="Times New Roman"/>
+          <w:sz w:val="24"/>
+        </w:rPr>
+        <w:t xml:space="preserve"> </w:t>
+      </w:r>
+      <w:r>
+        <w:rPr>
+          <w:rFonts w:ascii="Times New Roman" w:hAnsi="Times New Roman"/>
+          <w:sz w:val="24"/>
+        </w:rPr>
+        <w:t>мур, нехай його топчуть! Я залишу його пусткою: не будуть його ні обрізувати, ні обкопувати</w:t>
+      </w:r>
+      <w:r>
+        <w:rPr>
+          <w:rFonts w:ascii="Times New Roman" w:hAnsi="Times New Roman"/>
+          <w:sz w:val="24"/>
+        </w:rPr>
+        <w:t xml:space="preserve"> </w:t>
+      </w:r>
+      <w:r>
+        <w:rPr>
+          <w:rFonts w:ascii="Times New Roman" w:hAnsi="Times New Roman"/>
+          <w:sz w:val="24"/>
+        </w:rPr>
+        <w:t>більше, і зійдуть на ньому будяки й тернина. Та й</w:t>
+      </w:r>
+      <w:r>
+        <w:rPr>
+          <w:rFonts w:ascii="Times New Roman" w:hAnsi="Times New Roman"/>
+          <w:sz w:val="24"/>
+        </w:rPr>
+        <w:t xml:space="preserve"> </w:t>
+      </w:r>
+      <w:r>
+        <w:rPr>
+          <w:rFonts w:ascii="Times New Roman" w:hAnsi="Times New Roman"/>
+          <w:sz w:val="24"/>
+        </w:rPr>
+        <w:t>хмарам повелю я не пускати більше дощу на нього.</w:t>
+      </w:r>
+      <w:r>
+        <w:rPr>
+          <w:rFonts w:ascii="Times New Roman" w:hAnsi="Times New Roman"/>
+          <w:sz w:val="24"/>
+        </w:rPr>
+        <w:t xml:space="preserve"> </w:t>
+      </w:r>
+      <w:r>
+        <w:rPr>
+          <w:rFonts w:ascii="Times New Roman" w:hAnsi="Times New Roman"/>
+          <w:sz w:val="24"/>
+        </w:rPr>
+        <w:t>Виноградник Господа сил - то дім Ізраїля, а мужі</w:t>
+      </w:r>
+      <w:r>
+        <w:rPr>
+          <w:rFonts w:ascii="Times New Roman" w:hAnsi="Times New Roman"/>
+          <w:sz w:val="24"/>
+        </w:rPr>
+        <w:t xml:space="preserve"> </w:t>
+      </w:r>
+      <w:r>
+        <w:rPr>
+          <w:rFonts w:ascii="Times New Roman" w:hAnsi="Times New Roman"/>
+          <w:sz w:val="24"/>
+        </w:rPr>
+        <w:t>юдейські - любе його садиво.</w:t>
+      </w:r>
+      <w:r>
+        <w:rPr>
+          <w:rFonts w:ascii="Times New Roman" w:hAnsi="Times New Roman"/>
+          <w:sz w:val="24"/>
+        </w:rPr>
+        <w:t xml:space="preserve"> </w:t>
+      </w:r>
+      <w:r>
+        <w:rPr>
+          <w:rFonts w:ascii="Times New Roman" w:hAnsi="Times New Roman"/>
           <w:bCs/>
           <w:i/>
           <w:color w:val="FF0000"/>
           <w:sz w:val="24"/>
         </w:rPr>
-        <w:t xml:space="preserve">Прокімен </w:t>
-      </w:r>
-      <w:r>
-        <w:rPr>
-          <w:rFonts w:ascii="Times New Roman" w:hAnsi="Times New Roman"/>
-          <w:bCs/>
-          <w:i/>
-          <w:color w:val="FF0000"/>
-          <w:sz w:val="24"/>
-        </w:rPr>
-        <w:t>(</w:t>
-      </w:r>
-      <w:r>
-        <w:rPr>
-          <w:rFonts w:ascii="Times New Roman" w:hAnsi="Times New Roman"/>
-          <w:bCs/>
-          <w:i/>
-          <w:color w:val="FF0000"/>
-          <w:sz w:val="24"/>
-        </w:rPr>
-        <w:t>г. 7</w:t>
-      </w:r>
-      <w:r>
-        <w:rPr>
-          <w:rFonts w:ascii="Times New Roman" w:hAnsi="Times New Roman"/>
-          <w:bCs/>
-          <w:i/>
-          <w:color w:val="FF0000"/>
-          <w:sz w:val="24"/>
-        </w:rPr>
-        <w:t>)</w:t>
-      </w:r>
-      <w:r>
-        <w:rPr>
-          <w:rFonts w:ascii="Times New Roman" w:hAnsi="Times New Roman"/>
-          <w:bCs/>
-          <w:i/>
-          <w:color w:val="FF0000"/>
-          <w:sz w:val="24"/>
-        </w:rPr>
-        <w:t xml:space="preserve">: </w:t>
-      </w:r>
-      <w:r>
-        <w:rPr>
-          <w:rFonts w:ascii="Times New Roman" w:hAnsi="Times New Roman"/>
-          <w:bCs/>
-          <w:iCs/>
-          <w:color w:val="000000"/>
-          <w:sz w:val="24"/>
-        </w:rPr>
-        <w:t>Боже, – Ти мій заступник і милість твоя вийде мені назустріч.</w:t>
-      </w:r>
-      <w:r>
-        <w:rPr>
-          <w:rFonts w:ascii="Times New Roman" w:hAnsi="Times New Roman"/>
-          <w:bCs/>
-          <w:iCs/>
-          <w:color w:val="000000"/>
-          <w:sz w:val="24"/>
-        </w:rPr>
-        <w:t xml:space="preserve"> </w:t>
-      </w:r>
-      <w:r>
-        <w:rPr>
-          <w:rFonts w:ascii="Times New Roman" w:hAnsi="Times New Roman"/>
-          <w:bCs/>
-          <w:i/>
-          <w:iCs/>
-          <w:color w:val="FF0000"/>
-          <w:sz w:val="24"/>
-        </w:rPr>
-        <w:t>(</w:t>
-      </w:r>
-      <w:r>
-        <w:rPr>
-          <w:rFonts w:ascii="Times New Roman" w:hAnsi="Times New Roman"/>
-          <w:bCs/>
-          <w:i/>
-          <w:iCs/>
-          <w:color w:val="FF0000"/>
-          <w:sz w:val="24"/>
-        </w:rPr>
-        <w:t>Пс</w:t>
-      </w:r>
-      <w:r>
-        <w:rPr>
-          <w:rFonts w:ascii="Times New Roman" w:hAnsi="Times New Roman"/>
-          <w:bCs/>
-          <w:i/>
-          <w:iCs/>
-          <w:color w:val="FF0000"/>
-          <w:sz w:val="24"/>
-        </w:rPr>
-        <w:t>.</w:t>
-      </w:r>
-      <w:r>
-        <w:rPr>
-          <w:rFonts w:ascii="Times New Roman" w:hAnsi="Times New Roman"/>
-          <w:bCs/>
-          <w:i/>
-          <w:iCs/>
-          <w:color w:val="FF0000"/>
-          <w:sz w:val="24"/>
-        </w:rPr>
-        <w:t xml:space="preserve"> 58,10</w:t>
-      </w:r>
-      <w:r>
-        <w:rPr>
-          <w:rFonts w:ascii="Times New Roman" w:hAnsi="Times New Roman"/>
-          <w:bCs/>
-          <w:i/>
-          <w:iCs/>
-          <w:color w:val="FF0000"/>
-          <w:sz w:val="24"/>
-        </w:rPr>
-        <w:t>)</w:t>
+        <w:t>(Ісаї 4,2-6; 5,1-7)</w:t>
       </w:r>
     </w:p>
     <w:p>
@@ -7298,6 +7377,149 @@
           <w:color w:val="FF0000"/>
           <w:sz w:val="24"/>
         </w:rPr>
+        <w:t xml:space="preserve">Прокімен </w:t>
+      </w:r>
+      <w:r>
+        <w:rPr>
+          <w:rFonts w:ascii="Times New Roman" w:hAnsi="Times New Roman"/>
+          <w:bCs/>
+          <w:i/>
+          <w:color w:val="FF0000"/>
+          <w:sz w:val="24"/>
+        </w:rPr>
+        <w:t>(</w:t>
+      </w:r>
+      <w:r>
+        <w:rPr>
+          <w:rFonts w:ascii="Times New Roman" w:hAnsi="Times New Roman"/>
+          <w:bCs/>
+          <w:i/>
+          <w:color w:val="FF0000"/>
+          <w:sz w:val="24"/>
+        </w:rPr>
+        <w:t>г. 7</w:t>
+      </w:r>
+      <w:r>
+        <w:rPr>
+          <w:rFonts w:ascii="Times New Roman" w:hAnsi="Times New Roman"/>
+          <w:bCs/>
+          <w:i/>
+          <w:color w:val="FF0000"/>
+          <w:sz w:val="24"/>
+        </w:rPr>
+        <w:t>)</w:t>
+      </w:r>
+      <w:r>
+        <w:rPr>
+          <w:rFonts w:ascii="Times New Roman" w:hAnsi="Times New Roman"/>
+          <w:bCs/>
+          <w:i/>
+          <w:color w:val="FF0000"/>
+          <w:sz w:val="24"/>
+        </w:rPr>
+        <w:t xml:space="preserve">: </w:t>
+      </w:r>
+      <w:r>
+        <w:rPr>
+          <w:rFonts w:ascii="Times New Roman" w:hAnsi="Times New Roman"/>
+          <w:bCs/>
+          <w:iCs/>
+          <w:color w:val="000000"/>
+          <w:sz w:val="24"/>
+        </w:rPr>
+        <w:t>Боже, – Ти мій заступник і милість твоя вийде мені назустріч.</w:t>
+      </w:r>
+      <w:r>
+        <w:rPr>
+          <w:rFonts w:ascii="Times New Roman" w:hAnsi="Times New Roman"/>
+          <w:bCs/>
+          <w:iCs/>
+          <w:color w:val="000000"/>
+          <w:sz w:val="24"/>
+        </w:rPr>
+        <w:t xml:space="preserve"> </w:t>
+      </w:r>
+      <w:r>
+        <w:rPr>
+          <w:rFonts w:ascii="Times New Roman" w:hAnsi="Times New Roman"/>
+          <w:bCs/>
+          <w:i/>
+          <w:iCs/>
+          <w:color w:val="FF0000"/>
+          <w:sz w:val="24"/>
+        </w:rPr>
+        <w:t>(</w:t>
+      </w:r>
+      <w:r>
+        <w:rPr>
+          <w:rFonts w:ascii="Times New Roman" w:hAnsi="Times New Roman"/>
+          <w:bCs/>
+          <w:i/>
+          <w:iCs/>
+          <w:color w:val="FF0000"/>
+          <w:sz w:val="24"/>
+        </w:rPr>
+        <w:t>Пс</w:t>
+      </w:r>
+      <w:r>
+        <w:rPr>
+          <w:rFonts w:ascii="Times New Roman" w:hAnsi="Times New Roman"/>
+          <w:bCs/>
+          <w:i/>
+          <w:iCs/>
+          <w:color w:val="FF0000"/>
+          <w:sz w:val="24"/>
+        </w:rPr>
+        <w:t>.</w:t>
+      </w:r>
+      <w:r>
+        <w:rPr>
+          <w:rFonts w:ascii="Times New Roman" w:hAnsi="Times New Roman"/>
+          <w:bCs/>
+          <w:i/>
+          <w:iCs/>
+          <w:color w:val="FF0000"/>
+          <w:sz w:val="24"/>
+        </w:rPr>
+        <w:t xml:space="preserve"> 58,10</w:t>
+      </w:r>
+      <w:r>
+        <w:rPr>
+          <w:rFonts w:ascii="Times New Roman" w:hAnsi="Times New Roman"/>
+          <w:bCs/>
+          <w:i/>
+          <w:iCs/>
+          <w:color w:val="FF0000"/>
+          <w:sz w:val="24"/>
+        </w:rPr>
+        <w:t>)</w:t>
+      </w:r>
+    </w:p>
+    <w:p>
+      <w:pPr>
+        <w:keepNext/>
+        <w:shd w:val="clear" w:color="auto" w:fill="FFFFFF"/>
+        <w:autoSpaceDE w:val="0"/>
+        <w:autoSpaceDN w:val="0"/>
+        <w:adjustRightInd w:val="0"/>
+        <w:spacing w:before="120"/>
+        <w:jc w:val="both"/>
+        <w:rPr>
+          <w:rFonts w:ascii="Times New Roman" w:hAnsi="Times New Roman"/>
+          <w:bCs/>
+          <w:iCs/>
+          <w:color w:val="000000"/>
+          <w:sz w:val="24"/>
+        </w:rPr>
+      </w:pPr>
+      <w:r>
+        <w:rPr>
+          <w:rFonts w:ascii="Times New Roman" w:hAnsi="Times New Roman"/>
+          <w:bCs/>
+          <w:i/>
+          <w:color w:val="FF0000"/>
+          <w:sz w:val="24"/>
+        </w:rPr>
         <w:t xml:space="preserve">Стих: </w:t>
       </w:r>
       <w:r>
@@ -9615,6 +9837,30 @@
           <w:color w:val="FF0000"/>
           <w:sz w:val="24"/>
         </w:rPr>
+        <w:t>Тропар (г. 8)</w:t>
+      </w:r>
+      <w:r>
+        <w:rPr>
+          <w:rFonts w:ascii="Times New Roman" w:hAnsi="Times New Roman"/>
+          <w:sz w:val="24"/>
+        </w:rPr>
+        <w:t>: Ти, Христе Боже, у дев'ятій годині* задля нас тілом смерти зазнав,* тож умертви нашого тіла хотіння і спаси нас.</w:t>
+      </w:r>
+    </w:p>
+    <w:p>
+      <w:pPr>
+        <w:rPr>
+          <w:rFonts w:ascii="Times New Roman" w:hAnsi="Times New Roman"/>
+          <w:sz w:val="24"/>
+        </w:rPr>
+      </w:pPr>
+      <w:r>
+        <w:rPr>
+          <w:rFonts w:ascii="Times New Roman" w:hAnsi="Times New Roman"/>
+          <w:i/>
+          <w:color w:val="FF0000"/>
+          <w:sz w:val="24"/>
+        </w:rPr>
         <w:t xml:space="preserve">Стих: </w:t>
       </w:r>
       <w:r>
@@ -9932,6 +10178,53 @@
           <w:sz w:val="24"/>
         </w:rPr>
         <w:t>Амінь.</w:t>
+      </w:r>
+    </w:p>
+    <w:p>
+      <w:pPr>
+        <w:rPr>
+          <w:rFonts w:ascii="Times New Roman" w:hAnsi="Times New Roman"/>
+          <w:sz w:val="24"/>
+        </w:rPr>
+      </w:pPr>
+      <w:r>
+        <w:rPr>
+          <w:rFonts w:ascii="Times New Roman" w:hAnsi="Times New Roman"/>
+          <w:i/>
+          <w:color w:val="FF0000"/>
+          <w:sz w:val="24"/>
+        </w:rPr>
+        <w:t xml:space="preserve">Тропар </w:t>
+      </w:r>
+      <w:r>
+        <w:rPr>
+          <w:rFonts w:ascii="Times New Roman" w:hAnsi="Times New Roman"/>
+          <w:i/>
+          <w:color w:val="FF0000"/>
+          <w:sz w:val="24"/>
+        </w:rPr>
+        <w:t>(г. 8)</w:t>
+      </w:r>
+      <w:r>
+        <w:rPr>
+          <w:rFonts w:ascii="Times New Roman" w:hAnsi="Times New Roman"/>
+          <w:sz w:val="24"/>
+        </w:rPr>
+        <w:t>: Бачивши Начальника життя розбійник,* що висів на хресті, мовив:</w:t>
+      </w:r>
+      <w:r>
+        <w:rPr>
+          <w:rFonts w:ascii="Times New Roman" w:hAnsi="Times New Roman"/>
+          <w:sz w:val="24"/>
+        </w:rPr>
+        <w:t>*</w:t>
+      </w:r>
+      <w:r>
+        <w:rPr>
+          <w:rFonts w:ascii="Times New Roman" w:hAnsi="Times New Roman"/>
+          <w:sz w:val="24"/>
+        </w:rPr>
+        <w:t xml:space="preserve"> Якби розп'ятий з нами не був Богом у тілі,* сонце не сховало б свого проміння і не тряслася б, тремтячи, земля.* Але ти, Господи, що все терпиш,* пом'яни мене в царстві твоїм.</w:t>
       </w:r>
     </w:p>
     <w:p>
